--- a/work/demo/financial-preassessment/source/客户模拟资料/资产负债说明.docx
+++ b/work/demo/financial-preassessment/source/客户模拟资料/资产负债说明.docx
@@ -11,7 +11,7 @@
           <w:rFonts w:ascii="Microsoft YaHei" w:hAnsi="Microsoft YaHei" w:eastAsia="Microsoft YaHei"/>
           <w:sz w:val="36"/>
         </w:rPr>
-        <w:t>资产负债说明（模拟资料）</w:t>
+        <w:t>资产负债说明</w:t>
       </w:r>
     </w:p>
     <w:p>
@@ -20,7 +20,7 @@
           <w:rFonts w:ascii="Microsoft YaHei" w:hAnsi="Microsoft YaHei" w:eastAsia="Microsoft YaHei"/>
           <w:sz w:val="22"/>
         </w:rPr>
-        <w:t>资产与负债信息均为虚构示例，不包含真实财产、债务、身份或征信数据。</w:t>
+        <w:t>一、资产负债表摘要（截至2024年12月31日）</w:t>
       </w:r>
     </w:p>
     <w:p>
@@ -29,7 +29,88 @@
           <w:rFonts w:ascii="Microsoft YaHei" w:hAnsi="Microsoft YaHei" w:eastAsia="Microsoft YaHei"/>
           <w:sz w:val="22"/>
         </w:rPr>
-        <w:t>资料状态：已提供资产负债说明，可用于演示材料完整度核验。</w:t>
+        <w:t>资产总计7,200万元：其中货币资金860万元、应收账款1,480万元、存货1,120万元（原材料480万元、在产品260万元、产成品380万元）、固定资产净值2,340万元、预付款项及其他资产1,400万元。</w:t>
+      </w:r>
+    </w:p>
+    <w:p>
+      <w:r>
+        <w:rPr>
+          <w:rFonts w:ascii="Microsoft YaHei" w:hAnsi="Microsoft YaHei" w:eastAsia="Microsoft YaHei"/>
+          <w:sz w:val="22"/>
+        </w:rPr>
+        <w:t>负债及所有者权益总计7,200万元：其中短期借款1,200万元（银行抵押贷款800万元、信用贷款400万元）、应付账款980万元、其他流动负债（合同负债、应付职工薪酬、应交税费等）1,220万元、所有者权益（净资产）3,800万元。</w:t>
+      </w:r>
+    </w:p>
+    <w:p>
+      <w:r>
+        <w:rPr>
+          <w:rFonts w:ascii="Microsoft YaHei" w:hAnsi="Microsoft YaHei" w:eastAsia="Microsoft YaHei"/>
+          <w:sz w:val="22"/>
+        </w:rPr>
+        <w:t>二、偿债能力指标</w:t>
+      </w:r>
+    </w:p>
+    <w:p>
+      <w:r>
+        <w:rPr>
+          <w:rFonts w:ascii="Microsoft YaHei" w:hAnsi="Microsoft YaHei" w:eastAsia="Microsoft YaHei"/>
+          <w:sz w:val="22"/>
+        </w:rPr>
+        <w:t>资产负债率约47.2%；流动比率约1.7；短期借款均有对应经营周转安排，未出现逾期或展期情况。</w:t>
+      </w:r>
+    </w:p>
+    <w:p>
+      <w:r>
+        <w:rPr>
+          <w:rFonts w:ascii="Microsoft YaHei" w:hAnsi="Microsoft YaHei" w:eastAsia="Microsoft YaHei"/>
+          <w:sz w:val="22"/>
+        </w:rPr>
+        <w:t>三、应收账款账龄</w:t>
+      </w:r>
+    </w:p>
+    <w:p>
+      <w:r>
+        <w:rPr>
+          <w:rFonts w:ascii="Microsoft YaHei" w:hAnsi="Microsoft YaHei" w:eastAsia="Microsoft YaHei"/>
+          <w:sz w:val="22"/>
+        </w:rPr>
+        <w:t>应收账款1,480万元中：账龄一年以内约1,332万元（占比90%）、一至二年约118万元（占比8%）、二年以上约30万元（占比2%），历史坏账率低。</w:t>
+      </w:r>
+    </w:p>
+    <w:p>
+      <w:r>
+        <w:rPr>
+          <w:rFonts w:ascii="Microsoft YaHei" w:hAnsi="Microsoft YaHei" w:eastAsia="Microsoft YaHei"/>
+          <w:sz w:val="22"/>
+        </w:rPr>
+        <w:t>四、存货构成</w:t>
+      </w:r>
+    </w:p>
+    <w:p>
+      <w:r>
+        <w:rPr>
+          <w:rFonts w:ascii="Microsoft YaHei" w:hAnsi="Microsoft YaHei" w:eastAsia="Microsoft YaHei"/>
+          <w:sz w:val="22"/>
+        </w:rPr>
+        <w:t>存货以在制项目和标准备件为主，产成品对应已签合同订单，不存在明显积压；计提存货跌价准备符合企业会计政策。</w:t>
+      </w:r>
+    </w:p>
+    <w:p>
+      <w:r>
+        <w:rPr>
+          <w:rFonts w:ascii="Microsoft YaHei" w:hAnsi="Microsoft YaHei" w:eastAsia="Microsoft YaHei"/>
+          <w:sz w:val="22"/>
+        </w:rPr>
+        <w:t>五、担保与或有事项</w:t>
+      </w:r>
+    </w:p>
+    <w:p>
+      <w:r>
+        <w:rPr>
+          <w:rFonts w:ascii="Microsoft YaHei" w:hAnsi="Microsoft YaHei" w:eastAsia="Microsoft YaHei"/>
+          <w:sz w:val="22"/>
+        </w:rPr>
+        <w:t>企业无对外担保，无未决重大诉讼，无资产被查封、冻结或质押（短期借款抵押资产除外），无重大未披露或有负债。</w:t>
       </w:r>
     </w:p>
     <w:p>
